--- a/Choie/함민규 일정표.docx
+++ b/Choie/함민규 일정표.docx
@@ -1093,7 +1093,6 @@
               </w:rPr>
             </w:pPr>
             <w:proofErr w:type="spellStart"/>
-            <w:proofErr w:type="gramStart"/>
             <w:r>
               <w:rPr>
                 <w:strike/>
@@ -1110,9 +1109,17 @@
                 <w:sz w:val="18"/>
                 <w:szCs w:val="20"/>
               </w:rPr>
-              <w:t>(</w:t>
-            </w:r>
-            <w:proofErr w:type="gramEnd"/>
+              <w:t>()</w:t>
+            </w:r>
+          </w:p>
+          <w:p>
+            <w:pPr>
+              <w:jc w:val="center"/>
+              <w:rPr>
+                <w:sz w:val="18"/>
+                <w:szCs w:val="20"/>
+              </w:rPr>
+            </w:pPr>
             <w:r>
               <w:rPr>
                 <w:rFonts w:hint="eastAsia"/>
@@ -1120,41 +1127,43 @@
                 <w:sz w:val="18"/>
                 <w:szCs w:val="20"/>
               </w:rPr>
-              <w:t>)</w:t>
-            </w:r>
-          </w:p>
-          <w:p>
-            <w:pPr>
-              <w:jc w:val="center"/>
-              <w:rPr>
-                <w:sz w:val="18"/>
-                <w:szCs w:val="20"/>
-              </w:rPr>
-            </w:pPr>
-            <w:r>
-              <w:rPr>
-                <w:rFonts w:hint="eastAsia"/>
+              <w:t>작성</w:t>
+            </w:r>
+          </w:p>
+        </w:tc>
+        <w:tc>
+          <w:tcPr>
+            <w:tcW w:w="1435" w:type="dxa"/>
+            <w:vAlign w:val="center"/>
+          </w:tcPr>
+          <w:p>
+            <w:pPr>
+              <w:jc w:val="center"/>
+              <w:rPr>
                 <w:strike/>
                 <w:sz w:val="18"/>
                 <w:szCs w:val="20"/>
               </w:rPr>
-              <w:t>작성</w:t>
-            </w:r>
-          </w:p>
-        </w:tc>
-        <w:tc>
-          <w:tcPr>
-            <w:tcW w:w="1435" w:type="dxa"/>
-            <w:vAlign w:val="center"/>
-          </w:tcPr>
-          <w:p>
-            <w:pPr>
-              <w:jc w:val="center"/>
+            </w:pPr>
+            <w:proofErr w:type="spellStart"/>
+            <w:r>
               <w:rPr>
                 <w:strike/>
                 <w:sz w:val="18"/>
                 <w:szCs w:val="20"/>
               </w:rPr>
+              <w:t>Recv</w:t>
+            </w:r>
+            <w:proofErr w:type="spellEnd"/>
+          </w:p>
+          <w:p>
+            <w:pPr>
+              <w:jc w:val="center"/>
+              <w:rPr>
+                <w:strike/>
+                <w:sz w:val="18"/>
+                <w:szCs w:val="20"/>
+              </w:rPr>
             </w:pPr>
             <w:proofErr w:type="spellStart"/>
             <w:r>
@@ -1163,48 +1172,17 @@
                 <w:sz w:val="18"/>
                 <w:szCs w:val="20"/>
               </w:rPr>
-              <w:t>Recv</w:t>
+              <w:t>ThreadProc</w:t>
             </w:r>
             <w:proofErr w:type="spellEnd"/>
-          </w:p>
-          <w:p>
-            <w:pPr>
-              <w:jc w:val="center"/>
-              <w:rPr>
+            <w:r>
+              <w:rPr>
+                <w:rFonts w:hint="eastAsia"/>
                 <w:strike/>
                 <w:sz w:val="18"/>
                 <w:szCs w:val="20"/>
               </w:rPr>
-            </w:pPr>
-            <w:proofErr w:type="spellStart"/>
-            <w:proofErr w:type="gramStart"/>
-            <w:r>
-              <w:rPr>
-                <w:strike/>
-                <w:sz w:val="18"/>
-                <w:szCs w:val="20"/>
-              </w:rPr>
-              <w:t>ThreadProc</w:t>
-            </w:r>
-            <w:proofErr w:type="spellEnd"/>
-            <w:r>
-              <w:rPr>
-                <w:rFonts w:hint="eastAsia"/>
-                <w:strike/>
-                <w:sz w:val="18"/>
-                <w:szCs w:val="20"/>
-              </w:rPr>
-              <w:t>(</w:t>
-            </w:r>
-            <w:proofErr w:type="gramEnd"/>
-            <w:r>
-              <w:rPr>
-                <w:rFonts w:hint="eastAsia"/>
-                <w:strike/>
-                <w:sz w:val="18"/>
-                <w:szCs w:val="20"/>
-              </w:rPr>
-              <w:t>)</w:t>
+              <w:t>()</w:t>
             </w:r>
           </w:p>
           <w:p>
@@ -1676,7 +1654,6 @@
             <w:pPr>
               <w:jc w:val="center"/>
               <w:rPr>
-                <w:rFonts w:hint="eastAsia"/>
                 <w:sz w:val="16"/>
                 <w:szCs w:val="18"/>
               </w:rPr>
@@ -2480,14 +2457,7 @@
         <w:rPr>
           <w:rFonts w:hint="eastAsia"/>
         </w:rPr>
-        <w:t xml:space="preserve">1. 누구 </w:t>
-      </w:r>
-      <w:proofErr w:type="gramStart"/>
-      <w:r>
-        <w:rPr>
-          <w:rFonts w:hint="eastAsia"/>
-        </w:rPr>
-        <w:t>턴인지</w:t>
+        <w:t>1. 누구 턴인지</w:t>
       </w:r>
       <w:r>
         <w:t>/</w:t>
@@ -2496,14 +2466,7 @@
         <w:rPr>
           <w:rFonts w:hint="eastAsia"/>
         </w:rPr>
-        <w:t xml:space="preserve"> 누가</w:t>
-      </w:r>
-      <w:proofErr w:type="gramEnd"/>
-      <w:r>
-        <w:rPr>
-          <w:rFonts w:hint="eastAsia"/>
-        </w:rPr>
-        <w:t xml:space="preserve"> </w:t>
+        <w:t xml:space="preserve"> 누가 </w:t>
       </w:r>
       <w:proofErr w:type="spellStart"/>
       <w:r>
@@ -2535,14 +2498,6 @@
         </w:rPr>
         <w:t xml:space="preserve">, </w:t>
       </w:r>
-      <w:proofErr w:type="spellStart"/>
-      <w:r>
-        <w:rPr>
-          <w:rFonts w:hint="eastAsia"/>
-        </w:rPr>
-        <w:t>startY</w:t>
-      </w:r>
-      <w:proofErr w:type="spellEnd"/>
     </w:p>
     <w:p>
       <w:r>
@@ -2575,14 +2530,7 @@
         <w:rPr>
           <w:rFonts w:hint="eastAsia"/>
         </w:rPr>
-        <w:t xml:space="preserve"> </w:t>
-      </w:r>
-      <w:proofErr w:type="gramStart"/>
-      <w:r>
-        <w:rPr>
-          <w:rFonts w:hint="eastAsia"/>
-        </w:rPr>
-        <w:t>종류</w:t>
+        <w:t xml:space="preserve"> 종류</w:t>
       </w:r>
       <w:r>
         <w:t>/</w:t>
@@ -2591,14 +2539,7 @@
         <w:rPr>
           <w:rFonts w:hint="eastAsia"/>
         </w:rPr>
-        <w:t xml:space="preserve"> 선택</w:t>
-      </w:r>
-      <w:proofErr w:type="gramEnd"/>
-      <w:r>
-        <w:rPr>
-          <w:rFonts w:hint="eastAsia"/>
-        </w:rPr>
-        <w:t xml:space="preserve"> 스킬</w:t>
+        <w:t xml:space="preserve"> 선택 스킬</w:t>
       </w:r>
     </w:p>
     <w:p>
@@ -2622,7 +2563,7 @@
                     <pic:cNvPicPr/>
                   </pic:nvPicPr>
                   <pic:blipFill>
-                    <a:blip r:embed="rId5"/>
+                    <a:blip r:embed="rId7"/>
                     <a:stretch>
                       <a:fillRect/>
                     </a:stretch>
@@ -2659,6 +2600,56 @@
     </w:sectPr>
   </w:body>
 </w:document>
+</file>
+
+<file path=word/endnotes.xml><?xml version="1.0" encoding="utf-8"?>
+<w:endnotes xmlns:wpc="http://schemas.microsoft.com/office/word/2010/wordprocessingCanvas" xmlns:cx="http://schemas.microsoft.com/office/drawing/2014/chartex" xmlns:cx1="http://schemas.microsoft.com/office/drawing/2015/9/8/chartex" xmlns:cx2="http://schemas.microsoft.com/office/drawing/2015/10/21/chartex" xmlns:cx3="http://schemas.microsoft.com/office/drawing/2016/5/9/chartex" xmlns:cx4="http://schemas.microsoft.com/office/drawing/2016/5/10/chartex" xmlns:cx5="http://schemas.microsoft.com/office/drawing/2016/5/11/chartex" xmlns:cx6="http://schemas.microsoft.com/office/drawing/2016/5/12/chartex" xmlns:cx7="http://schemas.microsoft.com/office/drawing/2016/5/13/chartex" xmlns:cx8="http://schemas.microsoft.com/office/drawing/2016/5/14/chartex" xmlns:mc="http://schemas.openxmlformats.org/markup-compatibility/2006" xmlns:aink="http://schemas.microsoft.com/office/drawing/2016/ink" xmlns:am3d="http://schemas.microsoft.com/office/drawing/2017/model3d" xmlns:o="urn:schemas-microsoft-com:office:office" xmlns:oel="http://schemas.microsoft.com/office/2019/extlst" xmlns:r="http://schemas.openxmlformats.org/officeDocument/2006/relationships" xmlns:m="http://schemas.openxmlformats.org/officeDocument/2006/math" xmlns:v="urn:schemas-microsoft-com:vml" xmlns:wp14="http://schemas.microsoft.com/office/word/2010/wordprocessingDrawing" xmlns:wp="http://schemas.openxmlformats.org/drawingml/2006/wordprocessingDrawing" xmlns:w10="urn:schemas-microsoft-com:office:word" xmlns:w="http://schemas.openxmlformats.org/wordprocessingml/2006/main" xmlns:w14="http://schemas.microsoft.com/office/word/2010/wordml" xmlns:w15="http://schemas.microsoft.com/office/word/2012/wordml" xmlns:w16cex="http://schemas.microsoft.com/office/word/2018/wordml/cex" xmlns:w16cid="http://schemas.microsoft.com/office/word/2016/wordml/cid" xmlns:w16="http://schemas.microsoft.com/office/word/2018/wordml" xmlns:w16du="http://schemas.microsoft.com/office/word/2023/wordml/word16du" xmlns:w16sdtdh="http://schemas.microsoft.com/office/word/2020/wordml/sdtdatahash" xmlns:w16sdtfl="http://schemas.microsoft.com/office/word/2024/wordml/sdtformatlock" xmlns:w16se="http://schemas.microsoft.com/office/word/2015/wordml/symex" xmlns:wpg="http://schemas.microsoft.com/office/word/2010/wordprocessingGroup" xmlns:wpi="http://schemas.microsoft.com/office/word/2010/wordprocessingInk" xmlns:wne="http://schemas.microsoft.com/office/word/2006/wordml" xmlns:wps="http://schemas.microsoft.com/office/word/2010/wordprocessingShape" mc:Ignorable="w14 w15 w16se w16cid w16 w16cex w16sdtdh w16sdtfl w16du wp14">
+  <w:endnote w:type="separator" w:id="-1">
+    <w:p>
+      <w:pPr>
+        <w:spacing w:after="0"/>
+      </w:pPr>
+      <w:r>
+        <w:separator/>
+      </w:r>
+    </w:p>
+  </w:endnote>
+  <w:endnote w:type="continuationSeparator" w:id="0">
+    <w:p>
+      <w:pPr>
+        <w:spacing w:after="0"/>
+      </w:pPr>
+      <w:r>
+        <w:continuationSeparator/>
+      </w:r>
+    </w:p>
+  </w:endnote>
+</w:endnotes>
+</file>
+
+<file path=word/footnotes.xml><?xml version="1.0" encoding="utf-8"?>
+<w:footnotes xmlns:wpc="http://schemas.microsoft.com/office/word/2010/wordprocessingCanvas" xmlns:cx="http://schemas.microsoft.com/office/drawing/2014/chartex" xmlns:cx1="http://schemas.microsoft.com/office/drawing/2015/9/8/chartex" xmlns:cx2="http://schemas.microsoft.com/office/drawing/2015/10/21/chartex" xmlns:cx3="http://schemas.microsoft.com/office/drawing/2016/5/9/chartex" xmlns:cx4="http://schemas.microsoft.com/office/drawing/2016/5/10/chartex" xmlns:cx5="http://schemas.microsoft.com/office/drawing/2016/5/11/chartex" xmlns:cx6="http://schemas.microsoft.com/office/drawing/2016/5/12/chartex" xmlns:cx7="http://schemas.microsoft.com/office/drawing/2016/5/13/chartex" xmlns:cx8="http://schemas.microsoft.com/office/drawing/2016/5/14/chartex" xmlns:mc="http://schemas.openxmlformats.org/markup-compatibility/2006" xmlns:aink="http://schemas.microsoft.com/office/drawing/2016/ink" xmlns:am3d="http://schemas.microsoft.com/office/drawing/2017/model3d" xmlns:o="urn:schemas-microsoft-com:office:office" xmlns:oel="http://schemas.microsoft.com/office/2019/extlst" xmlns:r="http://schemas.openxmlformats.org/officeDocument/2006/relationships" xmlns:m="http://schemas.openxmlformats.org/officeDocument/2006/math" xmlns:v="urn:schemas-microsoft-com:vml" xmlns:wp14="http://schemas.microsoft.com/office/word/2010/wordprocessingDrawing" xmlns:wp="http://schemas.openxmlformats.org/drawingml/2006/wordprocessingDrawing" xmlns:w10="urn:schemas-microsoft-com:office:word" xmlns:w="http://schemas.openxmlformats.org/wordprocessingml/2006/main" xmlns:w14="http://schemas.microsoft.com/office/word/2010/wordml" xmlns:w15="http://schemas.microsoft.com/office/word/2012/wordml" xmlns:w16cex="http://schemas.microsoft.com/office/word/2018/wordml/cex" xmlns:w16cid="http://schemas.microsoft.com/office/word/2016/wordml/cid" xmlns:w16="http://schemas.microsoft.com/office/word/2018/wordml" xmlns:w16du="http://schemas.microsoft.com/office/word/2023/wordml/word16du" xmlns:w16sdtdh="http://schemas.microsoft.com/office/word/2020/wordml/sdtdatahash" xmlns:w16sdtfl="http://schemas.microsoft.com/office/word/2024/wordml/sdtformatlock" xmlns:w16se="http://schemas.microsoft.com/office/word/2015/wordml/symex" xmlns:wpg="http://schemas.microsoft.com/office/word/2010/wordprocessingGroup" xmlns:wpi="http://schemas.microsoft.com/office/word/2010/wordprocessingInk" xmlns:wne="http://schemas.microsoft.com/office/word/2006/wordml" xmlns:wps="http://schemas.microsoft.com/office/word/2010/wordprocessingShape" mc:Ignorable="w14 w15 w16se w16cid w16 w16cex w16sdtdh w16sdtfl w16du wp14">
+  <w:footnote w:type="separator" w:id="-1">
+    <w:p>
+      <w:pPr>
+        <w:spacing w:after="0"/>
+      </w:pPr>
+      <w:r>
+        <w:separator/>
+      </w:r>
+    </w:p>
+  </w:footnote>
+  <w:footnote w:type="continuationSeparator" w:id="0">
+    <w:p>
+      <w:pPr>
+        <w:spacing w:after="0"/>
+      </w:pPr>
+      <w:r>
+        <w:continuationSeparator/>
+      </w:r>
+    </w:p>
+  </w:footnote>
+</w:footnotes>
 </file>
 
 <file path=word/styles.xml><?xml version="1.0" encoding="utf-8"?>
@@ -3597,6 +3588,50 @@
       </w:tblBorders>
     </w:tblPr>
   </w:style>
+  <w:style w:type="paragraph" w:styleId="ab">
+    <w:name w:val="header"/>
+    <w:basedOn w:val="a"/>
+    <w:link w:val="Char3"/>
+    <w:uiPriority w:val="99"/>
+    <w:unhideWhenUsed/>
+    <w:rsid w:val="00FE5F75"/>
+    <w:pPr>
+      <w:tabs>
+        <w:tab w:val="center" w:pos="4513"/>
+        <w:tab w:val="right" w:pos="9026"/>
+      </w:tabs>
+      <w:snapToGrid w:val="0"/>
+    </w:pPr>
+  </w:style>
+  <w:style w:type="character" w:customStyle="1" w:styleId="Char3">
+    <w:name w:val="머리글 Char"/>
+    <w:basedOn w:val="a0"/>
+    <w:link w:val="ab"/>
+    <w:uiPriority w:val="99"/>
+    <w:rsid w:val="00FE5F75"/>
+  </w:style>
+  <w:style w:type="paragraph" w:styleId="ac">
+    <w:name w:val="footer"/>
+    <w:basedOn w:val="a"/>
+    <w:link w:val="Char4"/>
+    <w:uiPriority w:val="99"/>
+    <w:unhideWhenUsed/>
+    <w:rsid w:val="00FE5F75"/>
+    <w:pPr>
+      <w:tabs>
+        <w:tab w:val="center" w:pos="4513"/>
+        <w:tab w:val="right" w:pos="9026"/>
+      </w:tabs>
+      <w:snapToGrid w:val="0"/>
+    </w:pPr>
+  </w:style>
+  <w:style w:type="character" w:customStyle="1" w:styleId="Char4">
+    <w:name w:val="바닥글 Char"/>
+    <w:basedOn w:val="a0"/>
+    <w:link w:val="ac"/>
+    <w:uiPriority w:val="99"/>
+    <w:rsid w:val="00FE5F75"/>
+  </w:style>
 </w:styles>
 </file>
 
